--- a/invitedChapter_AssociativeLearning_10042026.docx
+++ b/invitedChapter_AssociativeLearning_10042026.docx
@@ -295,61 +295,7 @@
           <w:szCs w:val="24"/>
         </w:rPr>
         <w:lastRenderedPageBreak/>
-        <w:t>We have gathered evidence for what I would like to call the “law of uphill analysis and downhill invention.” What I mean is this</w:t>
-      </w:r>
-      <w:proofErr w:type="gramStart"/>
-      <w:r>
-        <w:rPr>
-          <w:rFonts w:ascii="Times New Roman" w:hAnsi="Times New Roman" w:cs="Times New Roman"/>
-          <w:sz w:val="24"/>
-          <w:szCs w:val="24"/>
-        </w:rPr>
-        <w:t>. . . .</w:t>
-      </w:r>
-      <w:proofErr w:type="gramEnd"/>
-      <w:r>
-        <w:rPr>
-          <w:rFonts w:ascii="Times New Roman" w:hAnsi="Times New Roman" w:cs="Times New Roman"/>
-          <w:sz w:val="24"/>
-          <w:szCs w:val="24"/>
-        </w:rPr>
-        <w:t xml:space="preserve"> Analysis is more difficult than invention in the sense in which, generally, induction takes more time to perform than deduction: in induction one </w:t>
-      </w:r>
-      <w:proofErr w:type="gramStart"/>
-      <w:r>
-        <w:rPr>
-          <w:rFonts w:ascii="Times New Roman" w:hAnsi="Times New Roman" w:cs="Times New Roman"/>
-          <w:sz w:val="24"/>
-          <w:szCs w:val="24"/>
-        </w:rPr>
-        <w:t>has to</w:t>
-      </w:r>
-      <w:proofErr w:type="gramEnd"/>
-      <w:r>
-        <w:rPr>
-          <w:rFonts w:ascii="Times New Roman" w:hAnsi="Times New Roman" w:cs="Times New Roman"/>
-          <w:sz w:val="24"/>
-          <w:szCs w:val="24"/>
-        </w:rPr>
-        <w:t xml:space="preserve"> search for the way, whereas in deduction one follows a straightforward path. (</w:t>
-      </w:r>
-      <w:proofErr w:type="spellStart"/>
-      <w:r>
-        <w:rPr>
-          <w:rFonts w:ascii="Times New Roman" w:hAnsi="Times New Roman" w:cs="Times New Roman"/>
-          <w:sz w:val="24"/>
-          <w:szCs w:val="24"/>
-        </w:rPr>
-        <w:t>Braitenberg</w:t>
-      </w:r>
-      <w:proofErr w:type="spellEnd"/>
-      <w:r>
-        <w:rPr>
-          <w:rFonts w:ascii="Times New Roman" w:hAnsi="Times New Roman" w:cs="Times New Roman"/>
-          <w:sz w:val="24"/>
-          <w:szCs w:val="24"/>
-        </w:rPr>
-        <w:t>, 1984, p. 20)</w:t>
+        <w:t>We have gathered evidence for what I would like to call the “law of uphill analysis and downhill invention.” What I mean is this. . . . Analysis is more difficult than invention in the sense in which, generally, induction takes more time to perform than deduction: in induction one has to search for the way, whereas in deduction one follows a straightforward path. (Braitenberg, 1984, p. 20)</w:t>
       </w:r>
       <w:r>
         <w:rPr>
@@ -443,25 +389,7 @@
           <w:sz w:val="24"/>
           <w:szCs w:val="24"/>
         </w:rPr>
-        <w:t xml:space="preserve">, </w:t>
-      </w:r>
-      <w:proofErr w:type="spellStart"/>
-      <w:r>
-        <w:rPr>
-          <w:rFonts w:ascii="Times New Roman" w:hAnsi="Times New Roman" w:cs="Times New Roman"/>
-          <w:sz w:val="24"/>
-          <w:szCs w:val="24"/>
-        </w:rPr>
-        <w:t>Braitenberg</w:t>
-      </w:r>
-      <w:proofErr w:type="spellEnd"/>
-      <w:r>
-        <w:rPr>
-          <w:rFonts w:ascii="Times New Roman" w:hAnsi="Times New Roman" w:cs="Times New Roman"/>
-          <w:sz w:val="24"/>
-          <w:szCs w:val="24"/>
-        </w:rPr>
-        <w:t xml:space="preserve"> introduces a series of fictional vehicles and describes their behavior. Some of these vehicles come to rest whenever they are near another vehicle. Others accelerate toward vehicles in their vicinity. Others still move in a manner that increases the physical distance between themselves and other vehicles.</w:t>
+        <w:t>, Braitenberg introduces a series of fictional vehicles and describes their behavior. Some of these vehicles come to rest whenever they are near another vehicle. Others accelerate toward vehicles in their vicinity. Others still move in a manner that increases the physical distance between themselves and other vehicles.</w:t>
       </w:r>
       <w:r>
         <w:rPr>
@@ -917,25 +845,7 @@
           <w:sz w:val="24"/>
           <w:szCs w:val="24"/>
         </w:rPr>
-        <w:t xml:space="preserve">of a </w:t>
-      </w:r>
-      <w:proofErr w:type="spellStart"/>
-      <w:r>
-        <w:rPr>
-          <w:rFonts w:ascii="Times New Roman" w:hAnsi="Times New Roman" w:cs="Times New Roman"/>
-          <w:sz w:val="24"/>
-          <w:szCs w:val="24"/>
-        </w:rPr>
-        <w:t>Braitenberg</w:t>
-      </w:r>
-      <w:proofErr w:type="spellEnd"/>
-      <w:r>
-        <w:rPr>
-          <w:rFonts w:ascii="Times New Roman" w:hAnsi="Times New Roman" w:cs="Times New Roman"/>
-          <w:sz w:val="24"/>
-          <w:szCs w:val="24"/>
-        </w:rPr>
-        <w:t xml:space="preserve"> vehicle</w:t>
+        <w:t>of a Braitenberg vehicle</w:t>
       </w:r>
       <w:r>
         <w:rPr>
@@ -951,25 +861,7 @@
           <w:sz w:val="24"/>
           <w:szCs w:val="24"/>
         </w:rPr>
-        <w:t xml:space="preserve">Figure 1 depicts one of the simpler </w:t>
-      </w:r>
-      <w:proofErr w:type="spellStart"/>
-      <w:r>
-        <w:rPr>
-          <w:rFonts w:ascii="Times New Roman" w:hAnsi="Times New Roman" w:cs="Times New Roman"/>
-          <w:sz w:val="24"/>
-          <w:szCs w:val="24"/>
-        </w:rPr>
-        <w:t>Braitenberg</w:t>
-      </w:r>
-      <w:proofErr w:type="spellEnd"/>
-      <w:r>
-        <w:rPr>
-          <w:rFonts w:ascii="Times New Roman" w:hAnsi="Times New Roman" w:cs="Times New Roman"/>
-          <w:sz w:val="24"/>
-          <w:szCs w:val="24"/>
-        </w:rPr>
-        <w:t xml:space="preserve"> vehicles. </w:t>
+        <w:t xml:space="preserve">Figure 1 depicts one of the simpler Braitenberg vehicles. </w:t>
       </w:r>
     </w:p>
     <w:p>
@@ -1107,25 +999,7 @@
           <w:sz w:val="24"/>
           <w:szCs w:val="24"/>
         </w:rPr>
-        <w:t xml:space="preserve">Basic architecture of a </w:t>
-      </w:r>
-      <w:proofErr w:type="spellStart"/>
-      <w:r>
-        <w:rPr>
-          <w:rFonts w:ascii="Times New Roman" w:hAnsi="Times New Roman" w:cs="Times New Roman"/>
-          <w:sz w:val="24"/>
-          <w:szCs w:val="24"/>
-        </w:rPr>
-        <w:t>Braitenberg</w:t>
-      </w:r>
-      <w:proofErr w:type="spellEnd"/>
-      <w:r>
-        <w:rPr>
-          <w:rFonts w:ascii="Times New Roman" w:hAnsi="Times New Roman" w:cs="Times New Roman"/>
-          <w:sz w:val="24"/>
-          <w:szCs w:val="24"/>
-        </w:rPr>
-        <w:t xml:space="preserve"> Vehicle</w:t>
+        <w:t>Basic architecture of a Braitenberg Vehicle</w:t>
       </w:r>
     </w:p>
     <w:p>
@@ -1150,7 +1024,7 @@
           <w14:ligatures w14:val="standardContextual"/>
         </w:rPr>
         <w:drawing>
-          <wp:inline distT="0" distB="0" distL="0" distR="0" wp14:anchorId="7FF0EA29" wp14:editId="177AF8F0">
+          <wp:inline distT="0" distB="0" distL="0" distR="0" wp14:anchorId="7FF0EA29" wp14:editId="52957817">
             <wp:extent cx="4657725" cy="2619970"/>
             <wp:effectExtent l="0" t="0" r="0" b="9525"/>
             <wp:docPr id="1144170308" name="Picture 1"/>
@@ -1868,25 +1742,7 @@
           <w:sz w:val="24"/>
           <w:szCs w:val="24"/>
         </w:rPr>
-        <w:t xml:space="preserve">are sufficient to explain the behavior of a </w:t>
-      </w:r>
-      <w:proofErr w:type="spellStart"/>
-      <w:r>
-        <w:rPr>
-          <w:rFonts w:ascii="Times New Roman" w:hAnsi="Times New Roman" w:cs="Times New Roman"/>
-          <w:sz w:val="24"/>
-          <w:szCs w:val="24"/>
-        </w:rPr>
-        <w:t>Braitenberg</w:t>
-      </w:r>
-      <w:proofErr w:type="spellEnd"/>
-      <w:r>
-        <w:rPr>
-          <w:rFonts w:ascii="Times New Roman" w:hAnsi="Times New Roman" w:cs="Times New Roman"/>
-          <w:sz w:val="24"/>
-          <w:szCs w:val="24"/>
-        </w:rPr>
-        <w:t xml:space="preserve"> vehicle fully.</w:t>
+        <w:t>are sufficient to explain the behavior of a Braitenberg vehicle fully.</w:t>
       </w:r>
       <w:r>
         <w:rPr>
@@ -3041,18 +2897,8 @@
           <w:sz w:val="24"/>
           <w:szCs w:val="24"/>
         </w:rPr>
-        <w:t xml:space="preserve">, domain-general associative </w:t>
-      </w:r>
-      <w:proofErr w:type="gramStart"/>
-      <w:r>
-        <w:rPr>
-          <w:rFonts w:ascii="Times New Roman" w:hAnsi="Times New Roman" w:cs="Times New Roman"/>
-          <w:sz w:val="24"/>
-          <w:szCs w:val="24"/>
-        </w:rPr>
-        <w:t>learning—</w:t>
-      </w:r>
-      <w:proofErr w:type="gramEnd"/>
+        <w:t>, domain-general associative learning—</w:t>
+      </w:r>
       <w:r>
         <w:rPr>
           <w:rFonts w:ascii="Times New Roman" w:hAnsi="Times New Roman" w:cs="Times New Roman"/>
@@ -3235,23 +3081,7 @@
           <w:sz w:val="24"/>
           <w:szCs w:val="24"/>
         </w:rPr>
-        <w:t xml:space="preserve"> covered in this chapter comes from my own research program and </w:t>
-      </w:r>
-      <w:r>
-        <w:rPr>
-          <w:rFonts w:ascii="Times New Roman" w:hAnsi="Times New Roman" w:cs="Times New Roman"/>
-          <w:sz w:val="24"/>
-          <w:szCs w:val="24"/>
-        </w:rPr>
-        <w:t xml:space="preserve">from </w:t>
-      </w:r>
-      <w:r>
-        <w:rPr>
-          <w:rFonts w:ascii="Times New Roman" w:hAnsi="Times New Roman" w:cs="Times New Roman"/>
-          <w:sz w:val="24"/>
-          <w:szCs w:val="24"/>
-        </w:rPr>
-        <w:t>a</w:t>
+        <w:t xml:space="preserve"> covered in this chapter comes from my own research program and a</w:t>
       </w:r>
       <w:r>
         <w:rPr>
@@ -3443,61 +3273,7 @@
           <w:sz w:val="24"/>
           <w:szCs w:val="24"/>
         </w:rPr>
-        <w:t xml:space="preserve">), theory of mind (e.g., Perner &amp; Ruffman, 2005), morality (e.g., Benton &amp; Lapan, 2021), causality (e.g., </w:t>
-      </w:r>
-      <w:proofErr w:type="spellStart"/>
-      <w:r>
-        <w:rPr>
-          <w:rFonts w:ascii="Times New Roman" w:hAnsi="Times New Roman" w:cs="Times New Roman"/>
-          <w:sz w:val="24"/>
-          <w:szCs w:val="24"/>
-        </w:rPr>
-        <w:t>Rakison</w:t>
-      </w:r>
-      <w:proofErr w:type="spellEnd"/>
-      <w:r>
-        <w:rPr>
-          <w:rFonts w:ascii="Times New Roman" w:hAnsi="Times New Roman" w:cs="Times New Roman"/>
-          <w:sz w:val="24"/>
-          <w:szCs w:val="24"/>
-        </w:rPr>
-        <w:t xml:space="preserve"> &amp; </w:t>
-      </w:r>
-      <w:proofErr w:type="spellStart"/>
-      <w:r>
-        <w:rPr>
-          <w:rFonts w:ascii="Times New Roman" w:hAnsi="Times New Roman" w:cs="Times New Roman"/>
-          <w:sz w:val="24"/>
-          <w:szCs w:val="24"/>
-        </w:rPr>
-        <w:t>Lupyan</w:t>
-      </w:r>
-      <w:proofErr w:type="spellEnd"/>
-      <w:r>
-        <w:rPr>
-          <w:rFonts w:ascii="Times New Roman" w:hAnsi="Times New Roman" w:cs="Times New Roman"/>
-          <w:sz w:val="24"/>
-          <w:szCs w:val="24"/>
-        </w:rPr>
-        <w:t xml:space="preserve">, 2008), categorization (e.g., Quinn &amp; </w:t>
-      </w:r>
-      <w:proofErr w:type="spellStart"/>
-      <w:r>
-        <w:rPr>
-          <w:rFonts w:ascii="Times New Roman" w:hAnsi="Times New Roman" w:cs="Times New Roman"/>
-          <w:sz w:val="24"/>
-          <w:szCs w:val="24"/>
-        </w:rPr>
-        <w:t>Eimas</w:t>
-      </w:r>
-      <w:proofErr w:type="spellEnd"/>
-      <w:r>
-        <w:rPr>
-          <w:rFonts w:ascii="Times New Roman" w:hAnsi="Times New Roman" w:cs="Times New Roman"/>
-          <w:sz w:val="24"/>
-          <w:szCs w:val="24"/>
-        </w:rPr>
-        <w:t>, 1997), word learning (e.g., Colunga &amp; Smith, 2005), among others (e.g., Adolph &amp; Joh, 2009; Mermier et al., 2022; Scott &amp; Arcaro, 2023).</w:t>
+        <w:t>), theory of mind (e.g., Perner &amp; Ruffman, 2005), morality (e.g., Benton &amp; Lapan, 2021), causality (e.g., Rakison &amp; Lupyan, 2008), categorization (e.g., Quinn &amp; Eimas, 1997), word learning (e.g., Colunga &amp; Smith, 2005), among others (e.g., Adolph &amp; Joh, 2009; Mermier et al., 2022; Scott &amp; Arcaro, 2023).</w:t>
       </w:r>
     </w:p>
     <w:p>
@@ -3570,25 +3346,7 @@
           <w:sz w:val="24"/>
           <w:szCs w:val="24"/>
         </w:rPr>
-        <w:t xml:space="preserve"> learning itself </w:t>
-      </w:r>
-      <w:proofErr w:type="gramStart"/>
-      <w:r>
-        <w:rPr>
-          <w:rFonts w:ascii="Times New Roman" w:hAnsi="Times New Roman" w:cs="Times New Roman"/>
-          <w:sz w:val="24"/>
-          <w:szCs w:val="24"/>
-        </w:rPr>
-        <w:t>has to</w:t>
-      </w:r>
-      <w:proofErr w:type="gramEnd"/>
-      <w:r>
-        <w:rPr>
-          <w:rFonts w:ascii="Times New Roman" w:hAnsi="Times New Roman" w:cs="Times New Roman"/>
-          <w:sz w:val="24"/>
-          <w:szCs w:val="24"/>
-        </w:rPr>
-        <w:t xml:space="preserve"> be defined before the case can be made that </w:t>
+        <w:t xml:space="preserve"> learning itself has to be defined before the case can be made that </w:t>
       </w:r>
       <w:r>
         <w:rPr>
@@ -3824,6 +3582,46 @@
           <w:szCs w:val="24"/>
         </w:rPr>
         <w:t xml:space="preserve">. </w:t>
+      </w:r>
+      <w:r>
+        <w:rPr>
+          <w:rFonts w:ascii="Times New Roman" w:hAnsi="Times New Roman" w:cs="Times New Roman"/>
+          <w:sz w:val="24"/>
+          <w:szCs w:val="24"/>
+        </w:rPr>
+        <w:t xml:space="preserve">A consequence of both kinds of associative learning is that, for sufficiently strong associations, </w:t>
+      </w:r>
+      <w:r>
+        <w:rPr>
+          <w:rFonts w:ascii="Times New Roman" w:hAnsi="Times New Roman" w:cs="Times New Roman"/>
+          <w:sz w:val="24"/>
+          <w:szCs w:val="24"/>
+        </w:rPr>
+        <w:t xml:space="preserve">the presence of one </w:t>
+      </w:r>
+      <w:r>
+        <w:rPr>
+          <w:rFonts w:ascii="Times New Roman" w:hAnsi="Times New Roman" w:cs="Times New Roman"/>
+          <w:sz w:val="24"/>
+          <w:szCs w:val="24"/>
+        </w:rPr>
+        <w:t xml:space="preserve">component of the association will call to mind the other component, </w:t>
+      </w:r>
+      <w:r>
+        <w:rPr>
+          <w:rFonts w:ascii="Times New Roman" w:hAnsi="Times New Roman" w:cs="Times New Roman"/>
+          <w:sz w:val="24"/>
+          <w:szCs w:val="24"/>
+        </w:rPr>
+        <w:t xml:space="preserve">even if that other component is </w:t>
+      </w:r>
+      <w:r>
+        <w:rPr>
+          <w:rFonts w:ascii="Times New Roman" w:hAnsi="Times New Roman" w:cs="Times New Roman"/>
+          <w:sz w:val="24"/>
+          <w:szCs w:val="24"/>
+        </w:rPr>
+        <w:t>absent.</w:t>
       </w:r>
     </w:p>
     <w:sectPr>

--- a/invitedChapter_AssociativeLearning_10042026.docx
+++ b/invitedChapter_AssociativeLearning_10042026.docx
@@ -1024,7 +1024,7 @@
           <w14:ligatures w14:val="standardContextual"/>
         </w:rPr>
         <w:drawing>
-          <wp:inline distT="0" distB="0" distL="0" distR="0" wp14:anchorId="7FF0EA29" wp14:editId="52957817">
+          <wp:inline distT="0" distB="0" distL="0" distR="0" wp14:anchorId="7FF0EA29" wp14:editId="6470FF36">
             <wp:extent cx="4657725" cy="2619970"/>
             <wp:effectExtent l="0" t="0" r="0" b="9525"/>
             <wp:docPr id="1144170308" name="Picture 1"/>
@@ -3581,6 +3581,22 @@
           <w:sz w:val="24"/>
           <w:szCs w:val="24"/>
         </w:rPr>
+        <w:t xml:space="preserve"> and J.B. Watson (Watson, 1930</w:t>
+      </w:r>
+      <w:r>
+        <w:rPr>
+          <w:rFonts w:ascii="Times New Roman" w:hAnsi="Times New Roman" w:cs="Times New Roman"/>
+          <w:sz w:val="24"/>
+          <w:szCs w:val="24"/>
+        </w:rPr>
+        <w:t>)</w:t>
+      </w:r>
+      <w:r>
+        <w:rPr>
+          <w:rFonts w:ascii="Times New Roman" w:hAnsi="Times New Roman" w:cs="Times New Roman"/>
+          <w:sz w:val="24"/>
+          <w:szCs w:val="24"/>
+        </w:rPr>
         <w:t xml:space="preserve">. </w:t>
       </w:r>
       <w:r>
@@ -3589,39 +3605,7 @@
           <w:sz w:val="24"/>
           <w:szCs w:val="24"/>
         </w:rPr>
-        <w:t xml:space="preserve">A consequence of both kinds of associative learning is that, for sufficiently strong associations, </w:t>
-      </w:r>
-      <w:r>
-        <w:rPr>
-          <w:rFonts w:ascii="Times New Roman" w:hAnsi="Times New Roman" w:cs="Times New Roman"/>
-          <w:sz w:val="24"/>
-          <w:szCs w:val="24"/>
-        </w:rPr>
-        <w:t xml:space="preserve">the presence of one </w:t>
-      </w:r>
-      <w:r>
-        <w:rPr>
-          <w:rFonts w:ascii="Times New Roman" w:hAnsi="Times New Roman" w:cs="Times New Roman"/>
-          <w:sz w:val="24"/>
-          <w:szCs w:val="24"/>
-        </w:rPr>
-        <w:t xml:space="preserve">component of the association will call to mind the other component, </w:t>
-      </w:r>
-      <w:r>
-        <w:rPr>
-          <w:rFonts w:ascii="Times New Roman" w:hAnsi="Times New Roman" w:cs="Times New Roman"/>
-          <w:sz w:val="24"/>
-          <w:szCs w:val="24"/>
-        </w:rPr>
-        <w:t xml:space="preserve">even if that other component is </w:t>
-      </w:r>
-      <w:r>
-        <w:rPr>
-          <w:rFonts w:ascii="Times New Roman" w:hAnsi="Times New Roman" w:cs="Times New Roman"/>
-          <w:sz w:val="24"/>
-          <w:szCs w:val="24"/>
-        </w:rPr>
-        <w:t>absent.</w:t>
+        <w:t>A consequence of both kinds of associative learning is that, for sufficiently strong associations, the presence of one component of the association will call to mind the other component, even if that other component is absent.</w:t>
       </w:r>
     </w:p>
     <w:sectPr>
